--- a/research-seminar/Research_Seminar--Report.docx
+++ b/research-seminar/Research_Seminar--Report.docx
@@ -6,29 +6,19 @@
       <w:pPr>
         <w:spacing w:line="360" w:lineRule="auto"/>
         <w:rPr>
+          <w:sz w:val="24"/>
+          <w:szCs w:val="24"/>
+        </w:rPr>
+      </w:pPr>
+      <w:r>
+        <w:rPr>
           <w:rFonts w:ascii="Times New Roman" w:cs="Times New Roman" w:eastAsia="Times New Roman" w:hAnsi="Times New Roman"/>
           <w:sz w:val="52"/>
           <w:szCs w:val="52"/>
-        </w:rPr>
-      </w:pPr>
-      <w:r>
-        <w:rPr>
-          <w:rFonts w:ascii="Times New Roman" w:cs="Times New Roman" w:eastAsia="Times New Roman" w:hAnsi="Times New Roman"/>
-          <w:sz w:val="52"/>
-          <w:szCs w:val="52"/>
           <w:rtl w:val="0"/>
         </w:rPr>
         <w:t xml:space="preserve">Report</w:t>
       </w:r>
-    </w:p>
-    <w:p>
-      <w:pPr>
-        <w:spacing w:line="360" w:lineRule="auto"/>
-        <w:rPr>
-          <w:sz w:val="24"/>
-          <w:szCs w:val="24"/>
-        </w:rPr>
-      </w:pPr>
       <w:r>
         <w:rPr>
           <w:b w:val="1"/>
@@ -37,25 +27,8 @@
           <w:szCs w:val="24"/>
           <w:rtl w:val="0"/>
         </w:rPr>
-        <w:t xml:space="preserve">Date of seminar</w:t>
-      </w:r>
-      <w:r>
-        <w:rPr>
-          <w:sz w:val="24"/>
-          <w:szCs w:val="24"/>
-          <w:rtl w:val="0"/>
-        </w:rPr>
-        <w:t xml:space="preserve"> : 6-3-2026</w:t>
-      </w:r>
-    </w:p>
-    <w:p>
-      <w:pPr>
-        <w:spacing w:line="360" w:lineRule="auto"/>
-        <w:rPr>
-          <w:sz w:val="24"/>
-          <w:szCs w:val="24"/>
-        </w:rPr>
-      </w:pPr>
+        <w:br w:type="textWrapping"/>
+      </w:r>
       <w:r>
         <w:rPr>
           <w:b w:val="1"/>
@@ -64,23 +37,21 @@
           <w:szCs w:val="24"/>
           <w:rtl w:val="0"/>
         </w:rPr>
-        <w:t xml:space="preserve">Speaker</w:t>
-      </w:r>
-      <w:r>
-        <w:rPr>
-          <w:sz w:val="24"/>
-          <w:szCs w:val="24"/>
-          <w:rtl w:val="0"/>
-        </w:rPr>
-        <w:t xml:space="preserve"> : Dr Ye Jun</w:t>
+        <w:t xml:space="preserve">Date of seminar</w:t>
+      </w:r>
+      <w:r>
+        <w:rPr>
+          <w:sz w:val="24"/>
+          <w:szCs w:val="24"/>
+          <w:rtl w:val="0"/>
+        </w:rPr>
+        <w:t xml:space="preserve"> : 6-3-2026</w:t>
       </w:r>
     </w:p>
     <w:p>
       <w:pPr>
         <w:spacing w:line="360" w:lineRule="auto"/>
-        <w:jc w:val="both"/>
-        <w:rPr>
-          <w:rFonts w:ascii="Times New Roman" w:cs="Times New Roman" w:eastAsia="Times New Roman" w:hAnsi="Times New Roman"/>
+        <w:rPr>
           <w:sz w:val="24"/>
           <w:szCs w:val="24"/>
         </w:rPr>
@@ -93,6 +64,35 @@
           <w:szCs w:val="24"/>
           <w:rtl w:val="0"/>
         </w:rPr>
+        <w:t xml:space="preserve">Speaker</w:t>
+      </w:r>
+      <w:r>
+        <w:rPr>
+          <w:sz w:val="24"/>
+          <w:szCs w:val="24"/>
+          <w:rtl w:val="0"/>
+        </w:rPr>
+        <w:t xml:space="preserve"> : Dr Ye Jun</w:t>
+      </w:r>
+    </w:p>
+    <w:p>
+      <w:pPr>
+        <w:spacing w:line="360" w:lineRule="auto"/>
+        <w:jc w:val="both"/>
+        <w:rPr>
+          <w:rFonts w:ascii="Times New Roman" w:cs="Times New Roman" w:eastAsia="Times New Roman" w:hAnsi="Times New Roman"/>
+          <w:sz w:val="24"/>
+          <w:szCs w:val="24"/>
+        </w:rPr>
+      </w:pPr>
+      <w:r>
+        <w:rPr>
+          <w:b w:val="1"/>
+          <w:bCs w:val="1"/>
+          <w:sz w:val="24"/>
+          <w:szCs w:val="24"/>
+          <w:rtl w:val="0"/>
+        </w:rPr>
         <w:t xml:space="preserve">Title of the presentation</w:t>
       </w:r>
       <w:r>
@@ -292,7 +292,11 @@
       <w:pPr>
         <w:spacing w:after="240" w:before="240" w:lineRule="auto"/>
         <w:jc w:val="both"/>
-        <w:rPr/>
+        <w:rPr>
+          <w:rFonts w:ascii="Times New Roman" w:cs="Times New Roman" w:eastAsia="Times New Roman" w:hAnsi="Times New Roman"/>
+          <w:sz w:val="24"/>
+          <w:szCs w:val="24"/>
+        </w:rPr>
       </w:pPr>
       <w:r>
         <w:rPr>
@@ -303,15 +307,30 @@
         </w:rPr>
         <w:t xml:space="preserve">My research can benefit from this work by moving beyond idealized simulations toward physically grounded evaluation. Current methods are typically tested as simulatory  environments. EmuPlat provides a platform to evaluate these approaches under realistic noise, decoherence, and control limitations, offering a more accurate measure of robustness. Additionally, QuanTempo’s tensor network methods enable scalable analysis of larger systems, which is essential for understanding the behavior of optimization strategies beyond small-scale settings. Incorporating these tools would allow my work to evolve toward more reliable, hardware-aware models suitable for near-term quantum systems, therefore helping me develop algorithms and models that aren’t just good in theory but also functional in real life scenarios.</w:t>
       </w:r>
-      <w:r>
-        <w:rPr>
-          <w:rtl w:val="0"/>
-        </w:rPr>
+    </w:p>
+    <w:p>
+      <w:pPr>
+        <w:spacing w:line="360" w:lineRule="auto"/>
+        <w:jc w:val="center"/>
+        <w:rPr>
+          <w:rFonts w:ascii="Times New Roman" w:cs="Times New Roman" w:eastAsia="Times New Roman" w:hAnsi="Times New Roman"/>
+          <w:sz w:val="24"/>
+          <w:szCs w:val="24"/>
+        </w:rPr>
+      </w:pPr>
+      <w:r>
+        <w:rPr>
+          <w:rFonts w:ascii="Times New Roman" w:cs="Times New Roman" w:eastAsia="Times New Roman" w:hAnsi="Times New Roman"/>
+          <w:sz w:val="24"/>
+          <w:szCs w:val="24"/>
+          <w:rtl w:val="0"/>
+        </w:rPr>
+        <w:t xml:space="preserve">By : Ronit Dutta [1010683] [PhD - SMT]</w:t>
       </w:r>
     </w:p>
     <w:sectPr>
       <w:pgSz w:h="15840" w:w="12240" w:orient="portrait"/>
-      <w:pgMar w:bottom="1440" w:top="1260" w:left="1440" w:right="1440" w:header="720" w:footer="720"/>
+      <w:pgMar w:bottom="1350" w:top="1170" w:left="1440" w:right="1440" w:header="720" w:footer="720"/>
       <w:pgNumType w:start="1"/>
     </w:sectPr>
   </w:body>
